--- a/documentos/fase1/04_Modelo_ER_Extendido.docx
+++ b/documentos/fase1/04_Modelo_ER_Extendido.docx
@@ -830,14 +830,14 @@
       <w:r>
         <w:drawing>
           <wp:inline>
-            <wp:extent cx="4800600" cy="3874420"/>
+            <wp:extent cx="4800600" cy="2777233"/>
             <wp:effectExtent b="0" l="0" r="0" t="0"/>
             <wp:docPr descr="Especialización disyunta y parcial de EMPLEADO" title="" id="23" name="Picture"/>
             <a:graphic>
               <a:graphicData uri="http://schemas.openxmlformats.org/drawingml/2006/picture">
                 <pic:pic>
                   <pic:nvPicPr>
-                    <pic:cNvPr descr="diagramas/png/eer_especializacion.png" id="24" name="Picture"/>
+                    <pic:cNvPr descr="diagramas/png/10_EER_Especializacion_EMPLEADO_191116-24Oct2026.png" id="24" name="Picture"/>
                     <pic:cNvPicPr>
                       <a:picLocks noChangeArrowheads="1" noChangeAspect="1"/>
                     </pic:cNvPicPr>
@@ -851,7 +851,7 @@
                   <pic:spPr bwMode="auto">
                     <a:xfrm>
                       <a:off x="0" y="0"/>
-                      <a:ext cx="4800600" cy="3874420"/>
+                      <a:ext cx="4800600" cy="2777233"/>
                     </a:xfrm>
                     <a:prstGeom prst="rect">
                       <a:avLst/>
@@ -3801,19 +3801,30 @@
     </w:p>
     <w:p>
       <w:pPr>
+        <w:pStyle w:val="FirstParagraph"/>
+      </w:pPr>
+      <w:r>
+        <w:rPr>
+          <w:lang w:val="es-CO"/>
+        </w:rPr>
+        <w:t xml:space="preserve">La vista EER muestra relaciones y especialización; los atributos se consultan en los catálogos del documento de Chen. Las entidades que se repiten entre filas son referencias a la misma entidad.</w:t>
+      </w:r>
+    </w:p>
+    <w:p>
+      <w:pPr>
         <w:pStyle w:val="CaptionedFigure"/>
       </w:pPr>
       <w:r>
         <w:drawing>
           <wp:inline>
-            <wp:extent cx="5334000" cy="4755462"/>
+            <wp:extent cx="5334000" cy="4148252"/>
             <wp:effectExtent b="0" l="0" r="0" t="0"/>
             <wp:docPr descr="MER Extendido de SIGEVET con notación (min,max) y especialización" title="" id="29" name="Picture"/>
             <a:graphic>
               <a:graphicData uri="http://schemas.openxmlformats.org/drawingml/2006/picture">
                 <pic:pic>
                   <pic:nvPicPr>
-                    <pic:cNvPr descr="diagramas/png/eer_completo.png" id="30" name="Picture"/>
+                    <pic:cNvPr descr="diagramas/png/14_EER_Completo_191116-24Oct2026.png" id="30" name="Picture"/>
                     <pic:cNvPicPr>
                       <a:picLocks noChangeArrowheads="1" noChangeAspect="1"/>
                     </pic:cNvPicPr>
@@ -3827,7 +3838,7 @@
                   <pic:spPr bwMode="auto">
                     <a:xfrm>
                       <a:off x="0" y="0"/>
-                      <a:ext cx="5334000" cy="4755462"/>
+                      <a:ext cx="5334000" cy="4148252"/>
                     </a:xfrm>
                     <a:prstGeom prst="rect">
                       <a:avLst/>

--- a/documentos/fase1/04_Modelo_ER_Extendido.docx
+++ b/documentos/fase1/04_Modelo_ER_Extendido.docx
@@ -557,7 +557,7 @@
                 <w:sz w:val="19"/>
                 <w:lang w:val="es-CO"/>
               </w:rPr>
-              <w:t xml:space="preserve">Las subclases heredan todos los atributos y relaciones de EMPLEADO (por ejemplo LABORA_EN y EMITE)</w:t>
+              <w:t xml:space="preserve">Las subclases heredan todos los atributos y relaciones de EMPLEADO (por ejemplo LABORAR y EMITIR)</w:t>
             </w:r>
           </w:p>
         </w:tc>
@@ -589,7 +589,7 @@
                 <w:sz w:val="19"/>
                 <w:lang w:val="es-CO"/>
               </w:rPr>
-              <w:t xml:space="preserve">Solo VETERINARIO participa en ATIENDE y CERTIFICADO_EN; solo AUXILIAR participa en ASISTE</w:t>
+              <w:t xml:space="preserve">Solo VETERINARIO participa en ATENDER y CERTIFICAR; solo AUXILIAR participa en ASISTIR</w:t>
             </w:r>
           </w:p>
         </w:tc>
@@ -830,14 +830,14 @@
       <w:r>
         <w:drawing>
           <wp:inline>
-            <wp:extent cx="4800600" cy="2777233"/>
+            <wp:extent cx="4800600" cy="3631561"/>
             <wp:effectExtent b="0" l="0" r="0" t="0"/>
             <wp:docPr descr="Especialización disyunta y parcial de EMPLEADO" title="" id="23" name="Picture"/>
             <a:graphic>
               <a:graphicData uri="http://schemas.openxmlformats.org/drawingml/2006/picture">
                 <pic:pic>
                   <pic:nvPicPr>
-                    <pic:cNvPr descr="diagramas/png/10_EER_Especializacion_EMPLEADO_191116-24Oct2026.png" id="24" name="Picture"/>
+                    <pic:cNvPr descr="diagramas/png/10_EER_Especializacion_EMPLEADO.png" id="24" name="Picture"/>
                     <pic:cNvPicPr>
                       <a:picLocks noChangeArrowheads="1" noChangeAspect="1"/>
                     </pic:cNvPicPr>
@@ -851,7 +851,7 @@
                   <pic:spPr bwMode="auto">
                     <a:xfrm>
                       <a:off x="0" y="0"/>
-                      <a:ext cx="4800600" cy="2777233"/>
+                      <a:ext cx="4800600" cy="3631561"/>
                     </a:xfrm>
                     <a:prstGeom prst="rect">
                       <a:avLst/>
@@ -1336,7 +1336,7 @@
                 <w:sz w:val="19"/>
                 <w:lang w:val="es-CO"/>
               </w:rPr>
-              <w:t xml:space="preserve">PERTENECE_A</w:t>
+              <w:t xml:space="preserve">PERTENECER</w:t>
             </w:r>
           </w:p>
         </w:tc>
@@ -1415,7 +1415,7 @@
                 <w:sz w:val="19"/>
                 <w:lang w:val="es-CO"/>
               </w:rPr>
-              <w:t xml:space="preserve">UBICADA_EN</w:t>
+              <w:t xml:space="preserve">UBICAR</w:t>
             </w:r>
           </w:p>
         </w:tc>
@@ -1494,7 +1494,7 @@
                 <w:sz w:val="19"/>
                 <w:lang w:val="es-CO"/>
               </w:rPr>
-              <w:t xml:space="preserve">RESIDE_EN</w:t>
+              <w:t xml:space="preserve">RESIDIR</w:t>
             </w:r>
           </w:p>
         </w:tc>
@@ -1573,7 +1573,7 @@
                 <w:sz w:val="19"/>
                 <w:lang w:val="es-CO"/>
               </w:rPr>
-              <w:t xml:space="preserve">LABORA_EN</w:t>
+              <w:t xml:space="preserve">LABORAR</w:t>
             </w:r>
           </w:p>
         </w:tc>
@@ -1652,7 +1652,7 @@
                 <w:sz w:val="19"/>
                 <w:lang w:val="es-CO"/>
               </w:rPr>
-              <w:t xml:space="preserve">DIRIGE</w:t>
+              <w:t xml:space="preserve">DIRIGIR</w:t>
             </w:r>
           </w:p>
         </w:tc>
@@ -1731,7 +1731,7 @@
                 <w:sz w:val="19"/>
                 <w:lang w:val="es-CO"/>
               </w:rPr>
-              <w:t xml:space="preserve">ES_VETERINARIO</w:t>
+              <w:t xml:space="preserve">EJERCER</w:t>
             </w:r>
           </w:p>
         </w:tc>
@@ -1810,7 +1810,7 @@
                 <w:sz w:val="19"/>
                 <w:lang w:val="es-CO"/>
               </w:rPr>
-              <w:t xml:space="preserve">ES_AUXILIAR</w:t>
+              <w:t xml:space="preserve">COLABORAR</w:t>
             </w:r>
           </w:p>
         </w:tc>
@@ -1889,7 +1889,7 @@
                 <w:sz w:val="19"/>
                 <w:lang w:val="es-CO"/>
               </w:rPr>
-              <w:t xml:space="preserve">CERTIFICADO_EN</w:t>
+              <w:t xml:space="preserve">CERTIFICAR</w:t>
             </w:r>
           </w:p>
         </w:tc>
@@ -1968,7 +1968,7 @@
                 <w:sz w:val="19"/>
                 <w:lang w:val="es-CO"/>
               </w:rPr>
-              <w:t xml:space="preserve">CLASIFICA</w:t>
+              <w:t xml:space="preserve">AGRUPAR</w:t>
             </w:r>
           </w:p>
         </w:tc>
@@ -2047,7 +2047,7 @@
                 <w:sz w:val="19"/>
                 <w:lang w:val="es-CO"/>
               </w:rPr>
-              <w:t xml:space="preserve">ES_DE_RAZA</w:t>
+              <w:t xml:space="preserve">CLASIFICAR</w:t>
             </w:r>
           </w:p>
         </w:tc>
@@ -2126,7 +2126,7 @@
                 <w:sz w:val="19"/>
                 <w:lang w:val="es-CO"/>
               </w:rPr>
-              <w:t xml:space="preserve">PROPIETARIO_DE</w:t>
+              <w:t xml:space="preserve">POSEER</w:t>
             </w:r>
           </w:p>
         </w:tc>
@@ -2205,7 +2205,7 @@
                 <w:sz w:val="19"/>
                 <w:lang w:val="es-CO"/>
               </w:rPr>
-              <w:t xml:space="preserve">TIENE</w:t>
+              <w:t xml:space="preserve">TENER</w:t>
             </w:r>
           </w:p>
         </w:tc>
@@ -2284,7 +2284,7 @@
                 <w:sz w:val="19"/>
                 <w:lang w:val="es-CO"/>
               </w:rPr>
-              <w:t xml:space="preserve">SOLICITA</w:t>
+              <w:t xml:space="preserve">SOLICITAR</w:t>
             </w:r>
           </w:p>
         </w:tc>
@@ -2363,7 +2363,7 @@
                 <w:sz w:val="19"/>
                 <w:lang w:val="es-CO"/>
               </w:rPr>
-              <w:t xml:space="preserve">ATIENDE</w:t>
+              <w:t xml:space="preserve">ATENDER</w:t>
             </w:r>
           </w:p>
         </w:tc>
@@ -2442,7 +2442,7 @@
                 <w:sz w:val="19"/>
                 <w:lang w:val="es-CO"/>
               </w:rPr>
-              <w:t xml:space="preserve">SE_PROGRAMA_EN</w:t>
+              <w:t xml:space="preserve">PROGRAMAR</w:t>
             </w:r>
           </w:p>
         </w:tc>
@@ -2521,7 +2521,7 @@
                 <w:sz w:val="19"/>
                 <w:lang w:val="es-CO"/>
               </w:rPr>
-              <w:t xml:space="preserve">CORRESPONDE_A</w:t>
+              <w:t xml:space="preserve">CORRESPONDER</w:t>
             </w:r>
           </w:p>
         </w:tc>
@@ -2600,7 +2600,7 @@
                 <w:sz w:val="19"/>
                 <w:lang w:val="es-CO"/>
               </w:rPr>
-              <w:t xml:space="preserve">GENERA</w:t>
+              <w:t xml:space="preserve">GENERAR</w:t>
             </w:r>
           </w:p>
         </w:tc>
@@ -2679,7 +2679,7 @@
                 <w:sz w:val="19"/>
                 <w:lang w:val="es-CO"/>
               </w:rPr>
-              <w:t xml:space="preserve">ASISTE</w:t>
+              <w:t xml:space="preserve">ASISTIR</w:t>
             </w:r>
           </w:p>
         </w:tc>
@@ -2758,7 +2758,7 @@
                 <w:sz w:val="19"/>
                 <w:lang w:val="es-CO"/>
               </w:rPr>
-              <w:t xml:space="preserve">PRESCRIBE</w:t>
+              <w:t xml:space="preserve">PRESCRIBIR</w:t>
             </w:r>
           </w:p>
         </w:tc>
@@ -2837,7 +2837,7 @@
                 <w:sz w:val="19"/>
                 <w:lang w:val="es-CO"/>
               </w:rPr>
-              <w:t xml:space="preserve">ALMACENA</w:t>
+              <w:t xml:space="preserve">ALMACENAR</w:t>
             </w:r>
           </w:p>
         </w:tc>
@@ -2916,7 +2916,7 @@
                 <w:sz w:val="19"/>
                 <w:lang w:val="es-CO"/>
               </w:rPr>
-              <w:t xml:space="preserve">FACTURADA_A</w:t>
+              <w:t xml:space="preserve">FACTURAR</w:t>
             </w:r>
           </w:p>
         </w:tc>
@@ -2995,7 +2995,7 @@
                 <w:sz w:val="19"/>
                 <w:lang w:val="es-CO"/>
               </w:rPr>
-              <w:t xml:space="preserve">EMITIDA_EN</w:t>
+              <w:t xml:space="preserve">EXPEDIR</w:t>
             </w:r>
           </w:p>
         </w:tc>
@@ -3074,7 +3074,7 @@
                 <w:sz w:val="19"/>
                 <w:lang w:val="es-CO"/>
               </w:rPr>
-              <w:t xml:space="preserve">EMITE</w:t>
+              <w:t xml:space="preserve">EMITIR</w:t>
             </w:r>
           </w:p>
         </w:tc>
@@ -3153,7 +3153,7 @@
                 <w:sz w:val="19"/>
                 <w:lang w:val="es-CO"/>
               </w:rPr>
-              <w:t xml:space="preserve">CONTIENE</w:t>
+              <w:t xml:space="preserve">CONTENER</w:t>
             </w:r>
             <w:r>
               <w:rPr>
@@ -3246,7 +3246,7 @@
                 <w:sz w:val="19"/>
                 <w:lang w:val="es-CO"/>
               </w:rPr>
-              <w:t xml:space="preserve">INCLUYE_SERVICIO</w:t>
+              <w:t xml:space="preserve">COBRAR</w:t>
             </w:r>
           </w:p>
         </w:tc>
@@ -3325,7 +3325,7 @@
                 <w:sz w:val="19"/>
                 <w:lang w:val="es-CO"/>
               </w:rPr>
-              <w:t xml:space="preserve">INCLUYE_MEDICAMENTO</w:t>
+              <w:t xml:space="preserve">VENDER</w:t>
             </w:r>
           </w:p>
         </w:tc>
@@ -3399,7 +3399,7 @@
         <w:rPr>
           <w:lang w:val="es-CO"/>
         </w:rPr>
-        <w:t xml:space="preserve">LABORA_EN: SEDE (1,N) — cada sede tiene entre 1 y N empleados; EMPLEADO (1,1) — cada empleado labora en</w:t>
+        <w:t xml:space="preserve">LABORAR: SEDE (1,N) — cada sede tiene entre 1 y N empleados; EMPLEADO (1,1) — cada empleado labora en</w:t>
       </w:r>
       <w:r>
         <w:rPr>
@@ -3426,7 +3426,7 @@
         <w:rPr>
           <w:lang w:val="es-CO"/>
         </w:rPr>
-        <w:t xml:space="preserve">DIRIGE: EMPLEADO (0,1) — un empleado dirige ninguna o una sede; SEDE (1,1) — cada sede tiene exactamente un director.</w:t>
+        <w:t xml:space="preserve">DIRIGIR: EMPLEADO (0,1) — un empleado dirige ninguna o una sede; SEDE (1,1) — cada sede tiene exactamente un director.</w:t>
       </w:r>
     </w:p>
     <w:p>
@@ -3441,7 +3441,7 @@
         <w:rPr>
           <w:lang w:val="es-CO"/>
         </w:rPr>
-        <w:t xml:space="preserve">PRESCRIBE: CONSULTA (0,N) y MEDICAMENTO (0,N) — puede haber consultas sin fórmula y medicamentos nunca formulados.</w:t>
+        <w:t xml:space="preserve">PRESCRIBIR: CONSULTA (0,N) y MEDICAMENTO (0,N) — puede haber consultas sin fórmula y medicamentos nunca formulados.</w:t>
       </w:r>
     </w:p>
     <w:p>
@@ -3487,7 +3487,7 @@
         <w:rPr>
           <w:lang w:val="es-CO"/>
         </w:rPr>
-        <w:t xml:space="preserve">INCLUYE_SERVICIO e INCLUYE_MEDICAMENTO son, por tanto,</w:t>
+        <w:t xml:space="preserve">COBRAR e VENDER son, por tanto,</w:t>
       </w:r>
       <w:r>
         <w:rPr>
@@ -3817,14 +3817,14 @@
       <w:r>
         <w:drawing>
           <wp:inline>
-            <wp:extent cx="5334000" cy="4148252"/>
+            <wp:extent cx="5334000" cy="3556000"/>
             <wp:effectExtent b="0" l="0" r="0" t="0"/>
             <wp:docPr descr="MER Extendido de SIGEVET con notación (min,max) y especialización" title="" id="29" name="Picture"/>
             <a:graphic>
               <a:graphicData uri="http://schemas.openxmlformats.org/drawingml/2006/picture">
                 <pic:pic>
                   <pic:nvPicPr>
-                    <pic:cNvPr descr="diagramas/png/14_EER_Completo_191116-24Oct2026.png" id="30" name="Picture"/>
+                    <pic:cNvPr descr="diagramas/png/14_EER_Completo.png" id="30" name="Picture"/>
                     <pic:cNvPicPr>
                       <a:picLocks noChangeArrowheads="1" noChangeAspect="1"/>
                     </pic:cNvPicPr>
@@ -3838,7 +3838,7 @@
                   <pic:spPr bwMode="auto">
                     <a:xfrm>
                       <a:off x="0" y="0"/>
-                      <a:ext cx="5334000" cy="4148252"/>
+                      <a:ext cx="5334000" cy="3556000"/>
                     </a:xfrm>
                     <a:prstGeom prst="rect">
                       <a:avLst/>
@@ -4307,7 +4307,7 @@
         <w:rPr>
           <w:lang w:val="es-CO"/>
         </w:rPr>
-        <w:t xml:space="preserve">VETERINARIO y AUXILIAR tienen relaciones propias (ATIENDE, CERTIFICADO_EN, ASISTE) cuyas llaves foráneas deben apuntar</w:t>
+        <w:t xml:space="preserve">VETERINARIO y AUXILIAR tienen relaciones propias (ATENDER, CERTIFICAR, ASISTIR) cuyas llaves foráneas deben apuntar</w:t>
       </w:r>
       <w:r>
         <w:rPr>

--- a/documentos/fase1/04_Modelo_ER_Extendido.docx
+++ b/documentos/fase1/04_Modelo_ER_Extendido.docx
@@ -312,63 +312,7 @@
         <w:rPr>
           <w:lang w:val="es-CO"/>
         </w:rPr>
-        <w:t xml:space="preserve">El Modelo Entidad-Relación Extendido (EER) añade al MER de Chen conceptos para representar jerarquías de entidades</w:t>
-      </w:r>
-      <w:r>
-        <w:rPr>
-          <w:lang w:val="es-CO"/>
-        </w:rPr>
-        <w:t xml:space="preserve"> </w:t>
-      </w:r>
-      <w:r>
-        <w:rPr>
-          <w:lang w:val="es-CO"/>
-        </w:rPr>
-        <w:t xml:space="preserve">(superclases y subclases), restricciones de especialización y restricciones estructurales más precisas. En SIGEVET el</w:t>
-      </w:r>
-      <w:r>
-        <w:rPr>
-          <w:lang w:val="es-CO"/>
-        </w:rPr>
-        <w:t xml:space="preserve"> </w:t>
-      </w:r>
-      <w:r>
-        <w:rPr>
-          <w:lang w:val="es-CO"/>
-        </w:rPr>
-        <w:t xml:space="preserve">EER</w:t>
-      </w:r>
-      <w:r>
-        <w:rPr>
-          <w:lang w:val="es-CO"/>
-        </w:rPr>
-        <w:t xml:space="preserve"> </w:t>
-      </w:r>
-      <w:r>
-        <w:rPr>
-          <w:b/>
-          <w:bCs/>
-          <w:lang w:val="es-CO"/>
-        </w:rPr>
-        <w:t xml:space="preserve">sí aplica</w:t>
-      </w:r>
-      <w:r>
-        <w:rPr>
-          <w:lang w:val="es-CO"/>
-        </w:rPr>
-        <w:t xml:space="preserve">, porque el personal comparte datos comunes pero los veterinarios y los auxiliares tienen atributos y</w:t>
-      </w:r>
-      <w:r>
-        <w:rPr>
-          <w:lang w:val="es-CO"/>
-        </w:rPr>
-        <w:t xml:space="preserve"> </w:t>
-      </w:r>
-      <w:r>
-        <w:rPr>
-          <w:lang w:val="es-CO"/>
-        </w:rPr>
-        <w:t xml:space="preserve">relaciones propias.</w:t>
+        <w:t xml:space="preserve">El EER aplica a SIGEVET porque EMPLEADO comparte datos con VETERINARIO y AUXILIAR, que tienen atributos y relaciones propios. Añade especialización y restricciones estructurales al MER de Chen.</w:t>
       </w:r>
     </w:p>
     <w:p>
@@ -887,23 +831,29 @@
       </w:pPr>
       <w:r>
         <w:rPr>
+          <w:lang w:val="es-CO"/>
+        </w:rPr>
+        <w:t xml:space="preserve">La línea sencilla indica especialización</w:t>
+      </w:r>
+      <w:r>
+        <w:rPr>
+          <w:lang w:val="es-CO"/>
+        </w:rPr>
+        <w:t xml:space="preserve"> </w:t>
+      </w:r>
+      <w:r>
+        <w:rPr>
           <w:b/>
           <w:bCs/>
           <w:lang w:val="es-CO"/>
         </w:rPr>
-        <w:t xml:space="preserve">Lectura del diagrama.</w:t>
-      </w:r>
-      <w:r>
-        <w:rPr>
-          <w:lang w:val="es-CO"/>
-        </w:rPr>
-        <w:t xml:space="preserve"> </w:t>
-      </w:r>
-      <w:r>
-        <w:rPr>
-          <w:lang w:val="es-CO"/>
-        </w:rPr>
-        <w:t xml:space="preserve">La línea sencilla entre EMPLEADO y el círculo indica participación</w:t>
+        <w:t xml:space="preserve">parcial</w:t>
+      </w:r>
+      <w:r>
+        <w:rPr>
+          <w:lang w:val="es-CO"/>
+        </w:rPr>
+        <w:t xml:space="preserve">: ADM permanece en EMPLEADO. La letra</w:t>
       </w:r>
       <w:r>
         <w:rPr>
@@ -917,13 +867,7 @@
           <w:bCs/>
           <w:lang w:val="es-CO"/>
         </w:rPr>
-        <w:t xml:space="preserve">parcial</w:t>
-      </w:r>
-      <w:r>
-        <w:rPr>
-          <w:lang w:val="es-CO"/>
-        </w:rPr>
-        <w:t xml:space="preserve">: no todo</w:t>
+        <w:t xml:space="preserve">d</w:t>
       </w:r>
       <w:r>
         <w:rPr>
@@ -935,158 +879,7 @@
         <w:rPr>
           <w:lang w:val="es-CO"/>
         </w:rPr>
-        <w:t xml:space="preserve">empleado es veterinario o auxiliar (el personal administrativo permanece solo en la superclase). La letra</w:t>
-      </w:r>
-      <w:r>
-        <w:rPr>
-          <w:lang w:val="es-CO"/>
-        </w:rPr>
-        <w:t xml:space="preserve"> </w:t>
-      </w:r>
-      <w:r>
-        <w:rPr>
-          <w:b/>
-          <w:bCs/>
-          <w:lang w:val="es-CO"/>
-        </w:rPr>
-        <w:t xml:space="preserve">d</w:t>
-      </w:r>
-      <w:r>
-        <w:rPr>
-          <w:lang w:val="es-CO"/>
-        </w:rPr>
-        <w:t xml:space="preserve"> </w:t>
-      </w:r>
-      <w:r>
-        <w:rPr>
-          <w:lang w:val="es-CO"/>
-        </w:rPr>
-        <w:t xml:space="preserve">dentro</w:t>
-      </w:r>
-      <w:r>
-        <w:rPr>
-          <w:lang w:val="es-CO"/>
-        </w:rPr>
-        <w:t xml:space="preserve"> </w:t>
-      </w:r>
-      <w:r>
-        <w:rPr>
-          <w:lang w:val="es-CO"/>
-        </w:rPr>
-        <w:t xml:space="preserve">del círculo indica que la especialización es</w:t>
-      </w:r>
-      <w:r>
-        <w:rPr>
-          <w:lang w:val="es-CO"/>
-        </w:rPr>
-        <w:t xml:space="preserve"> </w:t>
-      </w:r>
-      <w:r>
-        <w:rPr>
-          <w:b/>
-          <w:bCs/>
-          <w:lang w:val="es-CO"/>
-        </w:rPr>
-        <w:t xml:space="preserve">disyunta</w:t>
-      </w:r>
-      <w:r>
-        <w:rPr>
-          <w:lang w:val="es-CO"/>
-        </w:rPr>
-        <w:t xml:space="preserve">: un empleado no puede ser veterinario y auxiliar a la vez.</w:t>
-      </w:r>
-      <w:r>
-        <w:rPr>
-          <w:lang w:val="es-CO"/>
-        </w:rPr>
-        <w:t xml:space="preserve"> </w:t>
-      </w:r>
-      <w:r>
-        <w:rPr>
-          <w:lang w:val="es-CO"/>
-        </w:rPr>
-        <w:t xml:space="preserve">El símbolo de subconjunto (⊂) en cada línea hacia una subclase indica que el conjunto de veterinarios y el de</w:t>
-      </w:r>
-      <w:r>
-        <w:rPr>
-          <w:lang w:val="es-CO"/>
-        </w:rPr>
-        <w:t xml:space="preserve"> </w:t>
-      </w:r>
-      <w:r>
-        <w:rPr>
-          <w:lang w:val="es-CO"/>
-        </w:rPr>
-        <w:t xml:space="preserve">auxiliares son subconjuntos del conjunto de empleados.</w:t>
-      </w:r>
-    </w:p>
-    <w:p>
-      <w:pPr>
-        <w:pStyle w:val="BodyText"/>
-      </w:pPr>
-      <w:r>
-        <w:rPr>
-          <w:b/>
-          <w:bCs/>
-          <w:lang w:val="es-CO"/>
-        </w:rPr>
-        <w:t xml:space="preserve">Por qué es disyunta y parcial.</w:t>
-      </w:r>
-      <w:r>
-        <w:rPr>
-          <w:lang w:val="es-CO"/>
-        </w:rPr>
-        <w:t xml:space="preserve"> </w:t>
-      </w:r>
-      <w:r>
-        <w:rPr>
-          <w:lang w:val="es-CO"/>
-        </w:rPr>
-        <w:t xml:space="preserve">El supuesto S-09 establece que un empleado tiene un único rol clínico, y el</w:t>
-      </w:r>
-      <w:r>
-        <w:rPr>
-          <w:lang w:val="es-CO"/>
-        </w:rPr>
-        <w:t xml:space="preserve"> </w:t>
-      </w:r>
-      <w:r>
-        <w:rPr>
-          <w:lang w:val="es-CO"/>
-        </w:rPr>
-        <w:t xml:space="preserve">supuesto S-10 que el personal administrativo no tiene atributos propios que justifiquen una tercera subclase. La</w:t>
-      </w:r>
-      <w:r>
-        <w:rPr>
-          <w:lang w:val="es-CO"/>
-        </w:rPr>
-        <w:t xml:space="preserve"> </w:t>
-      </w:r>
-      <w:r>
-        <w:rPr>
-          <w:lang w:val="es-CO"/>
-        </w:rPr>
-        <w:t xml:space="preserve">especialización está</w:t>
-      </w:r>
-      <w:r>
-        <w:rPr>
-          <w:lang w:val="es-CO"/>
-        </w:rPr>
-        <w:t xml:space="preserve"> </w:t>
-      </w:r>
-      <w:r>
-        <w:rPr>
-          <w:b/>
-          <w:bCs/>
-          <w:lang w:val="es-CO"/>
-        </w:rPr>
-        <w:t xml:space="preserve">definida por atributo</w:t>
-      </w:r>
-      <w:r>
-        <w:rPr>
-          <w:lang w:val="es-CO"/>
-        </w:rPr>
-        <w:t xml:space="preserve">: el valor de</w:t>
+        <w:t xml:space="preserve">indica disyunción: ningún empleado pertenece a ambas subclases. El símbolo ⊂ expresa inclusión. S-09 y S-10 sustentan estas reglas;</w:t>
       </w:r>
       <w:r>
         <w:rPr>
@@ -1145,37 +938,7 @@
         <w:rPr>
           <w:lang w:val="es-CO"/>
         </w:rPr>
-        <w:t xml:space="preserve">En el EER se reemplaza la razón de cardinalidad 1/N por la notación (min,max) de Elmasri y Navathe, que se lee</w:t>
-      </w:r>
-      <w:r>
-        <w:rPr>
-          <w:lang w:val="es-CO"/>
-        </w:rPr>
-        <w:t xml:space="preserve"> </w:t>
-      </w:r>
-      <w:r>
-        <w:rPr>
-          <w:lang w:val="es-CO"/>
-        </w:rPr>
-        <w:t xml:space="preserve">“mirando aquí”</w:t>
-      </w:r>
-      <w:r>
-        <w:rPr>
-          <w:lang w:val="es-CO"/>
-        </w:rPr>
-        <w:t xml:space="preserve">: el par escrito junto a una entidad indica en cuántas instancias de la relación participa cada</w:t>
-      </w:r>
-      <w:r>
-        <w:rPr>
-          <w:lang w:val="es-CO"/>
-        </w:rPr>
-        <w:t xml:space="preserve"> </w:t>
-      </w:r>
-      <w:r>
-        <w:rPr>
-          <w:lang w:val="es-CO"/>
-        </w:rPr>
-        <w:t xml:space="preserve">ocurrencia de esa entidad. Un mínimo 0 equivale a participación parcial y un mínimo 1 a participación total.</w:t>
+        <w:t xml:space="preserve">El par (min,max) junto a cada entidad indica sus participaciones en la relación: mínimo 0 significa parcial; mínimo 1, total.</w:t>
       </w:r>
     </w:p>
     <w:p>
@@ -3384,64 +3147,7 @@
         <w:rPr>
           <w:lang w:val="es-CO"/>
         </w:rPr>
-        <w:t xml:space="preserve">Ejemplos de lectura:</w:t>
-      </w:r>
-    </w:p>
-    <w:p>
-      <w:pPr>
-        <w:pStyle w:val="Compact"/>
-        <w:numPr>
-          <w:ilvl w:val="0"/>
-          <w:numId w:val="1001"/>
-        </w:numPr>
-      </w:pPr>
-      <w:r>
-        <w:rPr>
-          <w:lang w:val="es-CO"/>
-        </w:rPr>
-        <w:t xml:space="preserve">LABORAR: SEDE (1,N) — cada sede tiene entre 1 y N empleados; EMPLEADO (1,1) — cada empleado labora en</w:t>
-      </w:r>
-      <w:r>
-        <w:rPr>
-          <w:lang w:val="es-CO"/>
-        </w:rPr>
-        <w:t xml:space="preserve"> </w:t>
-      </w:r>
-      <w:r>
-        <w:rPr>
-          <w:lang w:val="es-CO"/>
-        </w:rPr>
-        <w:t xml:space="preserve">exactamente una sede.</w:t>
-      </w:r>
-    </w:p>
-    <w:p>
-      <w:pPr>
-        <w:pStyle w:val="Compact"/>
-        <w:numPr>
-          <w:ilvl w:val="0"/>
-          <w:numId w:val="1001"/>
-        </w:numPr>
-      </w:pPr>
-      <w:r>
-        <w:rPr>
-          <w:lang w:val="es-CO"/>
-        </w:rPr>
-        <w:t xml:space="preserve">DIRIGIR: EMPLEADO (0,1) — un empleado dirige ninguna o una sede; SEDE (1,1) — cada sede tiene exactamente un director.</w:t>
-      </w:r>
-    </w:p>
-    <w:p>
-      <w:pPr>
-        <w:pStyle w:val="Compact"/>
-        <w:numPr>
-          <w:ilvl w:val="0"/>
-          <w:numId w:val="1001"/>
-        </w:numPr>
-      </w:pPr>
-      <w:r>
-        <w:rPr>
-          <w:lang w:val="es-CO"/>
-        </w:rPr>
-        <w:t xml:space="preserve">PRESCRIBIR: CONSULTA (0,N) y MEDICAMENTO (0,N) — puede haber consultas sin fórmula y medicamentos nunca formulados.</w:t>
+        <w:t xml:space="preserve">Ejemplos: LABORAR une SEDE (1,N) con EMPLEADO (1,1); DIRIGIR, EMPLEADO (0,1) con SEDE (1,1); PRESCRIBIR, CONSULTA (0,N) con MEDICAMENTO (0,N).</w:t>
       </w:r>
     </w:p>
     <w:p>
@@ -3475,7 +3181,7 @@
         <w:rPr>
           <w:lang w:val="es-CO"/>
         </w:rPr>
-        <w:t xml:space="preserve">Cada línea de DETALLE_FACTURA cobra exactamente un ítem, que puede ser un SERVICIO o un MEDICAMENTO. Las relaciones</w:t>
+        <w:t xml:space="preserve">DETALLE_FACTURA cobra un SERVICIO o un MEDICAMENTO. COBRAR y VENDER forman un arco {XOR} obligatorio. Dos FK anulables y</w:t>
       </w:r>
       <w:r>
         <w:rPr>
@@ -3485,9 +3191,10 @@
       </w:r>
       <w:r>
         <w:rPr>
-          <w:lang w:val="es-CO"/>
-        </w:rPr>
-        <w:t xml:space="preserve">COBRAR e VENDER son, por tanto,</w:t>
+          <w:rStyle w:val="VerbatimChar"/>
+          <w:lang w:val="es-CO"/>
+        </w:rPr>
+        <w:t xml:space="preserve">CK_DETALLE_FACTURA_ITEM</w:t>
       </w:r>
       <w:r>
         <w:rPr>
@@ -3497,66 +3204,9 @@
       </w:r>
       <w:r>
         <w:rPr>
-          <w:b/>
-          <w:bCs/>
-          <w:lang w:val="es-CO"/>
-        </w:rPr>
-        <w:t xml:space="preserve">mutuamente excluyentes</w:t>
-      </w:r>
-      <w:r>
-        <w:rPr>
-          <w:lang w:val="es-CO"/>
-        </w:rPr>
-        <w:t xml:space="preserve"> </w:t>
-      </w:r>
-      <w:r>
-        <w:rPr>
-          <w:lang w:val="es-CO"/>
-        </w:rPr>
-        <w:t xml:space="preserve">y una de las dos debe existir. En el</w:t>
-      </w:r>
-      <w:r>
-        <w:rPr>
-          <w:lang w:val="es-CO"/>
-        </w:rPr>
-        <w:t xml:space="preserve"> </w:t>
-      </w:r>
-      <w:r>
-        <w:rPr>
-          <w:lang w:val="es-CO"/>
-        </w:rPr>
-        <w:t xml:space="preserve">diagrama se anota con una nota {XOR}. En el modelo relacional se implementa con dos llaves foráneas que admiten nulos</w:t>
-      </w:r>
-      <w:r>
-        <w:rPr>
-          <w:lang w:val="es-CO"/>
-        </w:rPr>
-        <w:t xml:space="preserve"> </w:t>
-      </w:r>
-      <w:r>
-        <w:rPr>
-          <w:lang w:val="es-CO"/>
-        </w:rPr>
-        <w:t xml:space="preserve">y la restricción</w:t>
-      </w:r>
-      <w:r>
-        <w:rPr>
-          <w:lang w:val="es-CO"/>
-        </w:rPr>
-        <w:t xml:space="preserve"> </w:t>
-      </w:r>
-      <w:r>
-        <w:rPr>
-          <w:rStyle w:val="VerbatimChar"/>
-          <w:lang w:val="es-CO"/>
-        </w:rPr>
-        <w:t xml:space="preserve">CK_DETALLE_FACTURA_ITEM</w:t>
-      </w:r>
-      <w:r>
-        <w:rPr>
-          <w:lang w:val="es-CO"/>
-        </w:rPr>
-        <w:t xml:space="preserve">:</w:t>
+          <w:lang w:val="es-CO"/>
+        </w:rPr>
+        <w:t xml:space="preserve">implementan la regla:</w:t>
       </w:r>
     </w:p>
     <w:p>
@@ -3749,31 +3399,7 @@
         <w:rPr>
           <w:lang w:val="es-CO"/>
         </w:rPr>
-        <w:t xml:space="preserve">Se evaluó modelar una categoría (tipo unión) ITEM_FACTURABLE = SERVICIO ∪ MEDICAMENTO. Se descartó porque obliga a</w:t>
-      </w:r>
-      <w:r>
-        <w:rPr>
-          <w:lang w:val="es-CO"/>
-        </w:rPr>
-        <w:t xml:space="preserve"> </w:t>
-      </w:r>
-      <w:r>
-        <w:rPr>
-          <w:lang w:val="es-CO"/>
-        </w:rPr>
-        <w:t xml:space="preserve">crear una tabla adicional con llave sustituta, mientras que el arco exclusivo cumple la misma regla con menos tablas y</w:t>
-      </w:r>
-      <w:r>
-        <w:rPr>
-          <w:lang w:val="es-CO"/>
-        </w:rPr>
-        <w:t xml:space="preserve"> </w:t>
-      </w:r>
-      <w:r>
-        <w:rPr>
-          <w:lang w:val="es-CO"/>
-        </w:rPr>
-        <w:t xml:space="preserve">consultas más simples.</w:t>
+        <w:t xml:space="preserve">Se descartó ITEM_FACTURABLE = SERVICIO ∪ MEDICAMENTO porque añadiría una tabla innecesaria.</w:t>
       </w:r>
     </w:p>
     <w:p>
@@ -3807,7 +3433,7 @@
         <w:rPr>
           <w:lang w:val="es-CO"/>
         </w:rPr>
-        <w:t xml:space="preserve">La vista EER muestra relaciones y especialización; los atributos se consultan en los catálogos del documento de Chen. Las entidades que se repiten entre filas son referencias a la misma entidad.</w:t>
+        <w:t xml:space="preserve">El EER muestra relaciones y especialización; los atributos están en Chen. Las entidades repetidas son referencias.</w:t>
       </w:r>
     </w:p>
     <w:p>
@@ -3899,7 +3525,7 @@
         <w:rPr>
           <w:lang w:val="es-CO"/>
         </w:rPr>
-        <w:t xml:space="preserve">Elmasri y Navathe proponen cuatro opciones para llevar una especialización a tablas:</w:t>
+        <w:t xml:space="preserve">Opciones de Elmasri y Navathe:</w:t>
       </w:r>
     </w:p>
     <w:p>
@@ -4271,7 +3897,7 @@
           <w:bCs/>
           <w:lang w:val="es-CO"/>
         </w:rPr>
-        <w:t xml:space="preserve">Opción elegida: 8A.</w:t>
+        <w:t xml:space="preserve">Se elige 8A:</w:t>
       </w:r>
       <w:r>
         <w:rPr>
@@ -4283,43 +3909,7 @@
         <w:rPr>
           <w:lang w:val="es-CO"/>
         </w:rPr>
-        <w:t xml:space="preserve">Como la especialización es parcial, la opción 8B no es posible: los administrativos se</w:t>
-      </w:r>
-      <w:r>
-        <w:rPr>
-          <w:lang w:val="es-CO"/>
-        </w:rPr>
-        <w:t xml:space="preserve"> </w:t>
-      </w:r>
-      <w:r>
-        <w:rPr>
-          <w:lang w:val="es-CO"/>
-        </w:rPr>
-        <w:t xml:space="preserve">perderían. Las opciones 8C y 8D dejarían nulas las columnas de veterinario en los auxiliares y viceversa, y además</w:t>
-      </w:r>
-      <w:r>
-        <w:rPr>
-          <w:lang w:val="es-CO"/>
-        </w:rPr>
-        <w:t xml:space="preserve"> </w:t>
-      </w:r>
-      <w:r>
-        <w:rPr>
-          <w:lang w:val="es-CO"/>
-        </w:rPr>
-        <w:t xml:space="preserve">VETERINARIO y AUXILIAR tienen relaciones propias (ATENDER, CERTIFICAR, ASISTIR) cuyas llaves foráneas deben apuntar</w:t>
-      </w:r>
-      <w:r>
-        <w:rPr>
-          <w:lang w:val="es-CO"/>
-        </w:rPr>
-        <w:t xml:space="preserve"> </w:t>
-      </w:r>
-      <w:r>
-        <w:rPr>
-          <w:lang w:val="es-CO"/>
-        </w:rPr>
-        <w:t xml:space="preserve">exactamente a un veterinario o a un auxiliar. El resultado es:</w:t>
+        <w:t xml:space="preserve">conserva administrativos y evita columnas nulas. Las FK de ATENDER, CERTIFICAR y ASISTIR apuntan al subtipo correspondiente:</w:t>
       </w:r>
     </w:p>
     <w:p>
@@ -4327,7 +3917,7 @@
         <w:pStyle w:val="Compact"/>
         <w:numPr>
           <w:ilvl w:val="0"/>
-          <w:numId w:val="1002"/>
+          <w:numId w:val="1001"/>
         </w:numPr>
       </w:pPr>
       <w:r>
@@ -4383,7 +3973,7 @@
         <w:pStyle w:val="Compact"/>
         <w:numPr>
           <w:ilvl w:val="0"/>
-          <w:numId w:val="1002"/>
+          <w:numId w:val="1001"/>
         </w:numPr>
       </w:pPr>
       <w:r>
@@ -4421,7 +4011,7 @@
         <w:pStyle w:val="Compact"/>
         <w:numPr>
           <w:ilvl w:val="0"/>
-          <w:numId w:val="1002"/>
+          <w:numId w:val="1001"/>
         </w:numPr>
       </w:pPr>
       <w:r>
@@ -4460,9 +4050,10 @@
       </w:pPr>
       <w:r>
         <w:rPr>
-          <w:lang w:val="es-CO"/>
-        </w:rPr>
-        <w:t xml:space="preserve">Se conserva además el discriminador</w:t>
+          <w:rStyle w:val="VerbatimChar"/>
+          <w:lang w:val="es-CO"/>
+        </w:rPr>
+        <w:t xml:space="preserve">tipo_empleado</w:t>
       </w:r>
       <w:r>
         <w:rPr>
@@ -4472,46 +4063,9 @@
       </w:r>
       <w:r>
         <w:rPr>
-          <w:rStyle w:val="VerbatimChar"/>
-          <w:lang w:val="es-CO"/>
-        </w:rPr>
-        <w:t xml:space="preserve">tipo_empleado</w:t>
-      </w:r>
-      <w:r>
-        <w:rPr>
-          <w:lang w:val="es-CO"/>
-        </w:rPr>
-        <w:t xml:space="preserve"> </w:t>
-      </w:r>
-      <w:r>
-        <w:rPr>
-          <w:lang w:val="es-CO"/>
-        </w:rPr>
-        <w:t xml:space="preserve">en EMPLEADO para identificar a los administrativos sin consultar</w:t>
-      </w:r>
-      <w:r>
-        <w:rPr>
-          <w:lang w:val="es-CO"/>
-        </w:rPr>
-        <w:t xml:space="preserve"> </w:t>
-      </w:r>
-      <w:r>
-        <w:rPr>
-          <w:lang w:val="es-CO"/>
-        </w:rPr>
-        <w:t xml:space="preserve">las subtablas. La coherencia entre el discriminador y la subtabla (regla RN-09) se garantizará con un disparador en</w:t>
-      </w:r>
-      <w:r>
-        <w:rPr>
-          <w:lang w:val="es-CO"/>
-        </w:rPr>
-        <w:t xml:space="preserve"> </w:t>
-      </w:r>
-      <w:r>
-        <w:rPr>
-          <w:lang w:val="es-CO"/>
-        </w:rPr>
-        <w:t xml:space="preserve">la Fase 2.</w:t>
+          <w:lang w:val="es-CO"/>
+        </w:rPr>
+        <w:t xml:space="preserve">identifica ADM; un disparador de Fase 2 comprobará la coherencia con las subtablas (RN-09).</w:t>
       </w:r>
     </w:p>
     <w:sectPr>
@@ -4779,9 +4333,6 @@
     <w:abstractNumId w:val="990"/>
   </w:num>
   <w:num w:numId="1001">
-    <w:abstractNumId w:val="991"/>
-  </w:num>
-  <w:num w:numId="1002">
     <w:abstractNumId w:val="991"/>
   </w:num>
 </w:numbering>

--- a/documentos/fase1/04_Modelo_ER_Extendido.docx
+++ b/documentos/fase1/04_Modelo_ER_Extendido.docx
@@ -3147,7 +3147,7 @@
         <w:rPr>
           <w:lang w:val="es-CO"/>
         </w:rPr>
-        <w:t xml:space="preserve">Ejemplos: LABORAR une SEDE (1,N) con EMPLEADO (1,1); DIRIGIR, EMPLEADO (0,1) con SEDE (1,1); PRESCRIBIR, CONSULTA (0,N) con MEDICAMENTO (0,N).</w:t>
+        <w:t xml:space="preserve">Por ejemplo, LABORAR une SEDE (1,N) con EMPLEADO (1,1); DIRIGIR une EMPLEADO (0,1) con SEDE (1,1); y PRESCRIBIR une CONSULTA (0,N) con MEDICAMENTO (0,N).</w:t>
       </w:r>
     </w:p>
     <w:p>
@@ -3897,7 +3897,7 @@
           <w:bCs/>
           <w:lang w:val="es-CO"/>
         </w:rPr>
-        <w:t xml:space="preserve">Se elige 8A:</w:t>
+        <w:t xml:space="preserve">Se eligió la opción 8A porque</w:t>
       </w:r>
       <w:r>
         <w:rPr>
@@ -3909,7 +3909,7 @@
         <w:rPr>
           <w:lang w:val="es-CO"/>
         </w:rPr>
-        <w:t xml:space="preserve">conserva administrativos y evita columnas nulas. Las FK de ATENDER, CERTIFICAR y ASISTIR apuntan al subtipo correspondiente:</w:t>
+        <w:t xml:space="preserve">conserva a los administrativos y evita columnas nulas. Las FK de ATENDER, CERTIFICAR y ASISTIR apuntan al subtipo correspondiente:</w:t>
       </w:r>
     </w:p>
     <w:p>
@@ -4065,7 +4065,7 @@
         <w:rPr>
           <w:lang w:val="es-CO"/>
         </w:rPr>
-        <w:t xml:space="preserve">identifica ADM; un disparador de Fase 2 comprobará la coherencia con las subtablas (RN-09).</w:t>
+        <w:t xml:space="preserve">identifica a los ADM, y un disparador (RN-09) comprueba que coincida con las subtablas.</w:t>
       </w:r>
     </w:p>
     <w:sectPr>
